--- a/klagomål/A 35509-2022 FSC-klagomål.docx
+++ b/klagomål/A 35509-2022 FSC-klagomål.docx
@@ -840,7 +840,7 @@
     <w:r>
       <w:tab/>
       <w:tab/>
-      <w:t>2025-06-25</w:t>
+      <w:t>2025-06-26</w:t>
       <w:br/>
       <w:br/>
     </w:r>

--- a/klagomål/A 35509-2022 FSC-klagomål.docx
+++ b/klagomål/A 35509-2022 FSC-klagomål.docx
@@ -840,7 +840,7 @@
     <w:r>
       <w:tab/>
       <w:tab/>
-      <w:t>2025-06-26</w:t>
+      <w:t>2025-06-27</w:t>
       <w:br/>
       <w:br/>
     </w:r>

--- a/klagomål/A 35509-2022 FSC-klagomål.docx
+++ b/klagomål/A 35509-2022 FSC-klagomål.docx
@@ -840,7 +840,7 @@
     <w:r>
       <w:tab/>
       <w:tab/>
-      <w:t>2025-06-27</w:t>
+      <w:t>2025-06-28</w:t>
       <w:br/>
       <w:br/>
     </w:r>

--- a/klagomål/A 35509-2022 FSC-klagomål.docx
+++ b/klagomål/A 35509-2022 FSC-klagomål.docx
@@ -840,7 +840,7 @@
     <w:r>
       <w:tab/>
       <w:tab/>
-      <w:t>2025-06-28</w:t>
+      <w:t>2025-06-29</w:t>
       <w:br/>
       <w:br/>
     </w:r>

--- a/klagomål/A 35509-2022 FSC-klagomål.docx
+++ b/klagomål/A 35509-2022 FSC-klagomål.docx
@@ -840,7 +840,7 @@
     <w:r>
       <w:tab/>
       <w:tab/>
-      <w:t>2025-06-29</w:t>
+      <w:t>2025-06-30</w:t>
       <w:br/>
       <w:br/>
     </w:r>

--- a/klagomål/A 35509-2022 FSC-klagomål.docx
+++ b/klagomål/A 35509-2022 FSC-klagomål.docx
@@ -840,7 +840,7 @@
     <w:r>
       <w:tab/>
       <w:tab/>
-      <w:t>2025-06-30</w:t>
+      <w:t>2025-07-01</w:t>
       <w:br/>
       <w:br/>
     </w:r>

--- a/klagomål/A 35509-2022 FSC-klagomål.docx
+++ b/klagomål/A 35509-2022 FSC-klagomål.docx
@@ -840,7 +840,7 @@
     <w:r>
       <w:tab/>
       <w:tab/>
-      <w:t>2025-07-01</w:t>
+      <w:t>2025-07-02</w:t>
       <w:br/>
       <w:br/>
     </w:r>

--- a/klagomål/A 35509-2022 FSC-klagomål.docx
+++ b/klagomål/A 35509-2022 FSC-klagomål.docx
@@ -840,7 +840,7 @@
     <w:r>
       <w:tab/>
       <w:tab/>
-      <w:t>2025-07-02</w:t>
+      <w:t>2025-07-03</w:t>
       <w:br/>
       <w:br/>
     </w:r>

--- a/klagomål/A 35509-2022 FSC-klagomål.docx
+++ b/klagomål/A 35509-2022 FSC-klagomål.docx
@@ -840,7 +840,7 @@
     <w:r>
       <w:tab/>
       <w:tab/>
-      <w:t>2025-07-03</w:t>
+      <w:t>2025-07-04</w:t>
       <w:br/>
       <w:br/>
     </w:r>

--- a/klagomål/A 35509-2022 FSC-klagomål.docx
+++ b/klagomål/A 35509-2022 FSC-klagomål.docx
@@ -840,7 +840,7 @@
     <w:r>
       <w:tab/>
       <w:tab/>
-      <w:t>2025-07-04</w:t>
+      <w:t>2025-07-05</w:t>
       <w:br/>
       <w:br/>
     </w:r>

--- a/klagomål/A 35509-2022 FSC-klagomål.docx
+++ b/klagomål/A 35509-2022 FSC-klagomål.docx
@@ -840,7 +840,7 @@
     <w:r>
       <w:tab/>
       <w:tab/>
-      <w:t>2025-07-05</w:t>
+      <w:t>2025-07-06</w:t>
       <w:br/>
       <w:br/>
     </w:r>

--- a/klagomål/A 35509-2022 FSC-klagomål.docx
+++ b/klagomål/A 35509-2022 FSC-klagomål.docx
@@ -840,7 +840,7 @@
     <w:r>
       <w:tab/>
       <w:tab/>
-      <w:t>2025-07-06</w:t>
+      <w:t>2025-07-07</w:t>
       <w:br/>
       <w:br/>
     </w:r>

--- a/klagomål/A 35509-2022 FSC-klagomål.docx
+++ b/klagomål/A 35509-2022 FSC-klagomål.docx
@@ -840,7 +840,7 @@
     <w:r>
       <w:tab/>
       <w:tab/>
-      <w:t>2025-07-07</w:t>
+      <w:t>2025-07-08</w:t>
       <w:br/>
       <w:br/>
     </w:r>

--- a/klagomål/A 35509-2022 FSC-klagomål.docx
+++ b/klagomål/A 35509-2022 FSC-klagomål.docx
@@ -840,7 +840,7 @@
     <w:r>
       <w:tab/>
       <w:tab/>
-      <w:t>2025-07-08</w:t>
+      <w:t>2025-07-09</w:t>
       <w:br/>
       <w:br/>
     </w:r>

--- a/klagomål/A 35509-2022 FSC-klagomål.docx
+++ b/klagomål/A 35509-2022 FSC-klagomål.docx
@@ -840,7 +840,7 @@
     <w:r>
       <w:tab/>
       <w:tab/>
-      <w:t>2025-07-09</w:t>
+      <w:t>2025-07-11</w:t>
       <w:br/>
       <w:br/>
     </w:r>

--- a/klagomål/A 35509-2022 FSC-klagomål.docx
+++ b/klagomål/A 35509-2022 FSC-klagomål.docx
@@ -840,7 +840,7 @@
     <w:r>
       <w:tab/>
       <w:tab/>
-      <w:t>2025-07-11</w:t>
+      <w:t>2025-07-12</w:t>
       <w:br/>
       <w:br/>
     </w:r>

--- a/klagomål/A 35509-2022 FSC-klagomål.docx
+++ b/klagomål/A 35509-2022 FSC-klagomål.docx
@@ -840,7 +840,7 @@
     <w:r>
       <w:tab/>
       <w:tab/>
-      <w:t>2025-07-12</w:t>
+      <w:t>2025-07-13</w:t>
       <w:br/>
       <w:br/>
     </w:r>

--- a/klagomål/A 35509-2022 FSC-klagomål.docx
+++ b/klagomål/A 35509-2022 FSC-klagomål.docx
@@ -840,7 +840,7 @@
     <w:r>
       <w:tab/>
       <w:tab/>
-      <w:t>2025-07-13</w:t>
+      <w:t>2025-07-14</w:t>
       <w:br/>
       <w:br/>
     </w:r>

--- a/klagomål/A 35509-2022 FSC-klagomål.docx
+++ b/klagomål/A 35509-2022 FSC-klagomål.docx
@@ -878,7 +878,7 @@
     <w:r>
       <w:tab/>
       <w:tab/>
-      <w:t>2025-08-06</w:t>
+      <w:t>2025-08-09</w:t>
       <w:br/>
       <w:br/>
     </w:r>
